--- a/livrables/lecons/2026-09-02_lecon-enneagramme_14_niveaux-developpement-riso-hudson.docx
+++ b/livrables/lecons/2026-09-02_lecon-enneagramme_14_niveaux-developpement-riso-hudson.docx
@@ -214,7 +214,7 @@
           <w:sz w:val="22"/>
           <w:szCs w:val="22"/>
         </w:rPr>
-        <w:t xml:space="preserve">Le système des niveaux de développement a été découvert par Don Riso en 1977, puis approfondi avec Russ Hudson au fil des années 1990. Il est exposé en détail dans leur ouvrage de référence : La Sagesse de l'Ennéagramme (titre original : The Wisdom of the Enneagram, 1999), qui reste la source principale sur ce sujet.</w:t>
+        <w:t xml:space="preserve">Le système des niveaux de développement a été découvert par Don Riso en 1977, puis approfondi avec Russ Hudson au fil des années 1990. L'Enneagram Institute renvoie, pour le détail, à TROIS ouvrages de Riso et Hudson : Personality Types (1996 pour l'édition révisée) — cité en premier et avec les renvois de pages les plus étendus, c'est là que figurent les descriptions niveau par niveau pour chaque type —, Understanding the Enneagram, et The Wisdom of the Enneagram (1999 ; La Sagesse de l'Ennéagramme en français). Aucun des trois n'est « la » source unique : Personality Types est le plus précis sur les niveaux, les deux autres les replacent dans l'ensemble du système.</w:t>
       </w:r>
     </w:p>
     <w:p>
@@ -1090,7 +1090,8 @@
           <w:sz w:val="22"/>
           <w:szCs w:val="22"/>
         </w:rPr>
-        <w:t xml:space="preserve">Ces deux brèches sont des seuils à surveiller — particulièrement N6, signal d'alarme précoce avant la descente dans les niveaux malsains.</w:t>
+        <w:t xml:space="preserve">Ces deux brèches sont des seuils à surveiller — particulièrement N6, signal d'alarme précoce avant la descente dans les niveaux malsains.
+⚠️ Ce que ce modèle est, et ce qu'il n'est pas. Les neuf niveaux forment une CONVENTION DESCRIPTIVE interne à l'école Riso-Hudson, pas une échelle validée. La revue systématique de Hook et al. (Journal of Clinical Psychology, 2021, 77(4), 865-883) — déjà mobilisée en leçon 13 — a examiné 104 échantillons indépendants et conclut à des preuves mitigées pour l'ennéagramme dans son ensemble, les analyses factorielles dégageant le plus souvent moins de neuf facteurs. Aucune étude ne valide les niveaux comme mesure. Le fait qu'ils soient numérotés de 1 à 9 ne doit pas les faire lire comme un score : ce sont des repères d'auto-observation, utiles pour se relire, sans valeur diagnostique ni comparative.</w:t>
       </w:r>
     </w:p>
     <w:p>
@@ -1335,7 +1336,7 @@
                 <w:sz w:val="20"/>
                 <w:szCs w:val="20"/>
               </w:rPr>
-              <w:t xml:space="preserve">Moyen : aide conditionnée, manipulation douce, flattery</w:t>
+              <w:t xml:space="preserve">Moyen : aide conditionnée, manipulation douce, flatterie</w:t>
             </w:r>
           </w:p>
         </w:tc>
@@ -2318,7 +2319,7 @@
           <w:sz w:val="22"/>
           <w:szCs w:val="22"/>
         </w:rPr>
-        <w:t xml:space="preserve">1. SITUER : Quel niveau décrit le mieux ton état dans cette situation ? Appuie-toi sur les descriptions du tableau. Si tu hésite entre deux niveaux, note les deux.</w:t>
+        <w:t xml:space="preserve">1. SITUER : Quel niveau décrit le mieux ton état dans cette situation ? Appuie-toi sur les descriptions du tableau. Si tu hésites entre deux niveaux, note les deux.</w:t>
       </w:r>
     </w:p>
     <w:p>
@@ -2524,7 +2525,8 @@
           <w:sz w:val="22"/>
           <w:szCs w:val="22"/>
         </w:rPr>
-        <w:t xml:space="preserve">Toutes ces URL ont été testées et retournent 200 au moment de la rédaction (2 septembre 2026) :</w:t>
+        <w:t xml:space="preserve">Toutes ces URL ont été testées et retournent 200 au moment de la rédaction (2 septembre 2026).
+⚠️ D'où parlent ces sources : quatre des cinq références sont des blogs ou des sites de praticiens, et la cinquième — l'Enneagram Institute — est l'auteur du modèle, donc juge et partie sur sa validité. Elle fait autorité sur ce que Riso et Hudson ont écrit, pas sur ce qui est démontré. Les ouvrages cités en théorie restent la référence de premier rang.</w:t>
       </w:r>
     </w:p>
     <w:p>
@@ -2705,6 +2707,163 @@
           <w:szCs w:val="22"/>
         </w:rPr>
         <w:t xml:space="preserve">Leçon 15 / 20 — Les trois instincts et les 27 sous-types</w:t>
+      </w:r>
+    </w:p>
+    <w:p>
+      <w:pPr>
+        <w:spacing w:after="120" w:before="280"/>
+      </w:pPr>
+      <w:r>
+        <w:rPr>
+          <w:rFonts w:ascii="Times New Roman" w:cs="Times New Roman" w:eastAsia="Times New Roman" w:hAnsi="Times New Roman"/>
+          <w:b/>
+          <w:bCs/>
+          <w:color w:val="1B3A6B"/>
+          <w:sz w:val="30"/>
+          <w:szCs w:val="30"/>
+        </w:rPr>
+        <w:t xml:space="preserve">📝 Journal des corrections</w:t>
+      </w:r>
+    </w:p>
+    <w:p>
+      <w:pPr>
+        <w:spacing w:after="80" w:before="80"/>
+      </w:pPr>
+      <w:r>
+        <w:rPr>
+          <w:rFonts w:ascii="Times New Roman" w:cs="Times New Roman" w:eastAsia="Times New Roman" w:hAnsi="Times New Roman"/>
+          <w:i/>
+          <w:iCs/>
+          <w:color w:val="1B3A6B"/>
+          <w:sz w:val="22"/>
+          <w:szCs w:val="22"/>
+        </w:rPr>
+        <w:t xml:space="preserve">Corrections apportées le 2 septembre 2026 après vérification des sources. Les formulations d'origine sont conservées ci-dessous : une correction qui efface l'erreur ne s'apprend pas.</w:t>
+      </w:r>
+    </w:p>
+    <w:p>
+      <w:pPr>
+        <w:spacing w:after="60" w:before="60"/>
+      </w:pPr>
+      <w:r>
+        <w:rPr>
+          <w:rFonts w:ascii="Times New Roman" w:cs="Times New Roman" w:eastAsia="Times New Roman" w:hAnsi="Times New Roman"/>
+          <w:b/>
+          <w:bCs/>
+          <w:color w:val="1F2937"/>
+          <w:sz w:val="22"/>
+          <w:szCs w:val="22"/>
+        </w:rPr>
+        <w:t xml:space="preserve">1. « Il est exposé en détail dans leur ouvrage de référence : La Sagesse de l'Ennéagramme […] qui reste la source principale sur ce sujet » — </w:t>
+      </w:r>
+      <w:r>
+        <w:rPr>
+          <w:rFonts w:ascii="Times New Roman" w:cs="Times New Roman" w:eastAsia="Times New Roman" w:hAnsi="Times New Roman"/>
+          <w:color w:val="1F2937"/>
+          <w:sz w:val="22"/>
+          <w:szCs w:val="22"/>
+        </w:rPr>
+        <w:t xml:space="preserve">théorie, origine et auteurs. La page de l'Enneagram Institute — donnée par la leçon elle-même pour référence principale — cite TROIS ouvrages, et pas dans cet ordre : Personality Types d'abord, avec les renvois de pages les plus étendus, puis Understanding the Enneagram, absent de la leçon, et The Wisdom of the Enneagram en dernier, sans pagination. La leçon se contredisait d'ailleurs plus bas en désignant Personality Types comme la référence des descriptions niveau par niveau.</w:t>
+      </w:r>
+    </w:p>
+    <w:p>
+      <w:pPr>
+        <w:spacing w:after="60" w:before="60"/>
+      </w:pPr>
+      <w:r>
+        <w:rPr>
+          <w:rFonts w:ascii="Times New Roman" w:cs="Times New Roman" w:eastAsia="Times New Roman" w:hAnsi="Times New Roman"/>
+          <w:b/>
+          <w:bCs/>
+          <w:color w:val="1F2937"/>
+          <w:sz w:val="22"/>
+          <w:szCs w:val="22"/>
+        </w:rPr>
+        <w:t xml:space="preserve">2. Absence de mise en garde sur la validité du modèle — </w:t>
+      </w:r>
+      <w:r>
+        <w:rPr>
+          <w:rFonts w:ascii="Times New Roman" w:cs="Times New Roman" w:eastAsia="Times New Roman" w:hAnsi="Times New Roman"/>
+          <w:color w:val="1F2937"/>
+          <w:sz w:val="22"/>
+          <w:szCs w:val="22"/>
+        </w:rPr>
+        <w:t xml:space="preserve">théorie. La leçon 13 du 26/08/2026 tenait une section « Controverse et limites » adossée à la revue systématique de Hook et al. (2021) ; la leçon 14 exposait neuf niveaux « mesurés par le degré d'identification à l'ego » sans un mot sur leur statut de preuve. Le garde-fou s'effaçait là où l'échelle se fait la plus fine — une numérotation de 1 à 9 se lit spontanément comme un score. L'encadré ajouté rappelle qu'il s'agit d'une convention descriptive d'école, sans valeur diagnostique ni comparative.</w:t>
+      </w:r>
+    </w:p>
+    <w:p>
+      <w:pPr>
+        <w:spacing w:after="60" w:before="60"/>
+      </w:pPr>
+      <w:r>
+        <w:rPr>
+          <w:rFonts w:ascii="Times New Roman" w:cs="Times New Roman" w:eastAsia="Times New Roman" w:hAnsi="Times New Roman"/>
+          <w:b/>
+          <w:bCs/>
+          <w:color w:val="1F2937"/>
+          <w:sz w:val="22"/>
+          <w:szCs w:val="22"/>
+        </w:rPr>
+        <w:t xml:space="preserve">3. Absence du cadrage des sources, pourtant ajouté à la leçon 13 le 26/08/2026 — </w:t>
+      </w:r>
+      <w:r>
+        <w:rPr>
+          <w:rFonts w:ascii="Times New Roman" w:cs="Times New Roman" w:eastAsia="Times New Roman" w:hAnsi="Times New Roman"/>
+          <w:color w:val="1F2937"/>
+          <w:sz w:val="22"/>
+          <w:szCs w:val="22"/>
+        </w:rPr>
+        <w:t xml:space="preserve">ressources. La correction de la leçon précédente avait ajouté que cinq des sept références étaient des sites commerciaux et que l'Enneagram Institute est juge et partie. La leçon 14 ne reprenait pas cette précaution, avec quatre blogs sur cinq références. Le cadrage figure désormais en tête des ressources. Ce qui est corrigé dans un document ne se transmet pas au suivant : c'est le prompt du job qui a été durci, le même jour.</w:t>
+      </w:r>
+    </w:p>
+    <w:p>
+      <w:pPr>
+        <w:spacing w:after="60" w:before="60"/>
+      </w:pPr>
+      <w:r>
+        <w:rPr>
+          <w:rFonts w:ascii="Times New Roman" w:cs="Times New Roman" w:eastAsia="Times New Roman" w:hAnsi="Times New Roman"/>
+          <w:b/>
+          <w:bCs/>
+          <w:color w:val="1F2937"/>
+          <w:sz w:val="22"/>
+          <w:szCs w:val="22"/>
+        </w:rPr>
+        <w:t xml:space="preserve">4. « flattery » — </w:t>
+      </w:r>
+      <w:r>
+        <w:rPr>
+          <w:rFonts w:ascii="Times New Roman" w:cs="Times New Roman" w:eastAsia="Times New Roman" w:hAnsi="Times New Roman"/>
+          <w:color w:val="1F2937"/>
+          <w:sz w:val="22"/>
+          <w:szCs w:val="22"/>
+        </w:rPr>
+        <w:t xml:space="preserve">tableau des exemples par type, ligne du type 2. Anglicisme non traduit, une semaine après la correction de trois anglicismes dans la leçon 13 — devenu « flatterie ».</w:t>
+      </w:r>
+    </w:p>
+    <w:p>
+      <w:pPr>
+        <w:spacing w:after="60" w:before="60"/>
+      </w:pPr>
+      <w:r>
+        <w:rPr>
+          <w:rFonts w:ascii="Times New Roman" w:cs="Times New Roman" w:eastAsia="Times New Roman" w:hAnsi="Times New Roman"/>
+          <w:b/>
+          <w:bCs/>
+          <w:color w:val="1F2937"/>
+          <w:sz w:val="22"/>
+          <w:szCs w:val="22"/>
+        </w:rPr>
+        <w:t xml:space="preserve">5. « Si tu hésite entre deux niveaux » — </w:t>
+      </w:r>
+      <w:r>
+        <w:rPr>
+          <w:rFonts w:ascii="Times New Roman" w:cs="Times New Roman" w:eastAsia="Times New Roman" w:hAnsi="Times New Roman"/>
+          <w:color w:val="1F2937"/>
+          <w:sz w:val="22"/>
+          <w:szCs w:val="22"/>
+        </w:rPr>
+        <w:t xml:space="preserve">challenge, temps 1. Devenu « Si tu hésites ».</w:t>
       </w:r>
     </w:p>
     <w:p>
